--- a/docs/SDP_support_for_digitising_forms.docx
+++ b/docs/SDP_support_for_digitising_forms.docx
@@ -25,17 +25,129 @@
         <w:pStyle w:val="FirstParagraph"/>
       </w:pPr>
       <w:r>
-        <w:t xml:space="preserve">Assessment of InternVL3.5-8B vision-language model capabilities against the proposed document processing use case for government/financial forms.</w:t>
+        <w:t xml:space="preserve">A business area has identified four form types where AI solutions could assist with digitisation:</w:t>
+      </w:r>
+    </w:p>
+    <w:p>
+      <w:pPr>
+        <w:pStyle w:val="Compact"/>
+        <w:numPr>
+          <w:ilvl w:val="0"/>
+          <w:numId w:val="1001"/>
+        </w:numPr>
+      </w:pPr>
+      <w:r>
+        <w:t xml:space="preserve">Certificate of residency</w:t>
+      </w:r>
+    </w:p>
+    <w:p>
+      <w:pPr>
+        <w:pStyle w:val="Compact"/>
+        <w:numPr>
+          <w:ilvl w:val="0"/>
+          <w:numId w:val="1001"/>
+        </w:numPr>
+      </w:pPr>
+      <w:r>
+        <w:t xml:space="preserve">Overseas tax relief</w:t>
+      </w:r>
+    </w:p>
+    <w:p>
+      <w:pPr>
+        <w:pStyle w:val="Compact"/>
+        <w:numPr>
+          <w:ilvl w:val="0"/>
+          <w:numId w:val="1001"/>
+        </w:numPr>
+      </w:pPr>
+      <w:r>
+        <w:t xml:space="preserve">Searching for lost super</w:t>
+      </w:r>
+    </w:p>
+    <w:p>
+      <w:pPr>
+        <w:pStyle w:val="Compact"/>
+        <w:numPr>
+          <w:ilvl w:val="0"/>
+          <w:numId w:val="1001"/>
+        </w:numPr>
+      </w:pPr>
+      <w:r>
+        <w:t xml:space="preserve">Private rulings</w:t>
+      </w:r>
+    </w:p>
+    <w:p>
+      <w:pPr>
+        <w:pStyle w:val="FirstParagraph"/>
+      </w:pPr>
+      <w:r>
+        <w:t xml:space="preserve">Each of these forms involves manual tasks that could potentially be replaced or supplemented by AI, including:</w:t>
+      </w:r>
+    </w:p>
+    <w:p>
+      <w:pPr>
+        <w:pStyle w:val="Compact"/>
+        <w:numPr>
+          <w:ilvl w:val="0"/>
+          <w:numId w:val="1002"/>
+        </w:numPr>
+      </w:pPr>
+      <w:r>
+        <w:t xml:space="preserve">Checking for completeness, authorisation and validity</w:t>
+      </w:r>
+    </w:p>
+    <w:p>
+      <w:pPr>
+        <w:pStyle w:val="Compact"/>
+        <w:numPr>
+          <w:ilvl w:val="0"/>
+          <w:numId w:val="1002"/>
+        </w:numPr>
+      </w:pPr>
+      <w:r>
+        <w:t xml:space="preserve">Summarisation of content including attachments</w:t>
+      </w:r>
+    </w:p>
+    <w:p>
+      <w:pPr>
+        <w:pStyle w:val="Compact"/>
+        <w:numPr>
+          <w:ilvl w:val="0"/>
+          <w:numId w:val="1002"/>
+        </w:numPr>
+      </w:pPr>
+      <w:r>
+        <w:t xml:space="preserve">Data/content extraction to a digital format</w:t>
+      </w:r>
+    </w:p>
+    <w:p>
+      <w:pPr>
+        <w:pStyle w:val="Compact"/>
+        <w:numPr>
+          <w:ilvl w:val="0"/>
+          <w:numId w:val="1002"/>
+        </w:numPr>
+      </w:pPr>
+      <w:r>
+        <w:t xml:space="preserve">Consolidating information from core systems into a single user interface</w:t>
+      </w:r>
+    </w:p>
+    <w:p>
+      <w:pPr>
+        <w:pStyle w:val="FirstParagraph"/>
+      </w:pPr>
+      <w:r>
+        <w:t xml:space="preserve">This document assesses how InternVL3.5-8B, the vision-language model under evaluation in our POC, maps to these requirements.</w:t>
       </w:r>
     </w:p>
     <w:bookmarkEnd w:id="9"/>
-    <w:bookmarkStart w:id="10" w:name="form-types-item-2"/>
+    <w:bookmarkStart w:id="10" w:name="form-types"/>
     <w:p>
       <w:pPr>
         <w:pStyle w:val="Heading2"/>
       </w:pPr>
       <w:r>
-        <w:t xml:space="preserve">Form Types (Item 2)</w:t>
+        <w:t xml:space="preserve">Form Types</w:t>
       </w:r>
     </w:p>
     <w:p>
@@ -63,13 +175,13 @@
       </w:r>
     </w:p>
     <w:bookmarkEnd w:id="10"/>
-    <w:bookmarkStart w:id="11" w:name="task-mapping-item-3"/>
+    <w:bookmarkStart w:id="11" w:name="task-mapping"/>
     <w:p>
       <w:pPr>
         <w:pStyle w:val="Heading2"/>
       </w:pPr>
       <w:r>
-        <w:t xml:space="preserve">Task Mapping (Item 3)</w:t>
+        <w:t xml:space="preserve">Task Mapping</w:t>
       </w:r>
     </w:p>
     <w:tbl>
@@ -242,7 +354,7 @@
               <w:t xml:space="preserve"> </w:t>
             </w:r>
             <w:r>
-              <w:t xml:space="preserve">- structured JSON extraction at 94.5% F1</w:t>
+              <w:t xml:space="preserve">- structured data extraction with high accuracy</w:t>
             </w:r>
           </w:p>
         </w:tc>
@@ -313,7 +425,7 @@
         <w:pStyle w:val="Compact"/>
         <w:numPr>
           <w:ilvl w:val="0"/>
-          <w:numId w:val="1001"/>
+          <w:numId w:val="1003"/>
         </w:numPr>
       </w:pPr>
       <w:r>
@@ -335,7 +447,7 @@
         <w:pStyle w:val="Compact"/>
         <w:numPr>
           <w:ilvl w:val="0"/>
-          <w:numId w:val="1001"/>
+          <w:numId w:val="1003"/>
         </w:numPr>
       </w:pPr>
       <w:r>
@@ -366,7 +478,7 @@
         <w:pStyle w:val="Compact"/>
         <w:numPr>
           <w:ilvl w:val="0"/>
-          <w:numId w:val="1001"/>
+          <w:numId w:val="1003"/>
         </w:numPr>
       </w:pPr>
       <w:r>
@@ -398,7 +510,7 @@
         <w:pStyle w:val="Compact"/>
         <w:numPr>
           <w:ilvl w:val="0"/>
-          <w:numId w:val="1002"/>
+          <w:numId w:val="1004"/>
         </w:numPr>
       </w:pPr>
       <w:r>
@@ -435,7 +547,7 @@
         <w:pStyle w:val="Compact"/>
         <w:numPr>
           <w:ilvl w:val="0"/>
-          <w:numId w:val="1002"/>
+          <w:numId w:val="1004"/>
         </w:numPr>
       </w:pPr>
       <w:r>
@@ -472,7 +584,7 @@
         <w:pStyle w:val="Compact"/>
         <w:numPr>
           <w:ilvl w:val="0"/>
-          <w:numId w:val="1002"/>
+          <w:numId w:val="1004"/>
         </w:numPr>
       </w:pPr>
       <w:r>
@@ -494,7 +606,7 @@
         <w:pStyle w:val="Compact"/>
         <w:numPr>
           <w:ilvl w:val="0"/>
-          <w:numId w:val="1002"/>
+          <w:numId w:val="1004"/>
         </w:numPr>
       </w:pPr>
       <w:r>
@@ -647,109 +759,6 @@
       </w:pPr>
     </w:lvl>
   </w:abstractNum>
-  <w:abstractNum w:abstractNumId="991">
-    <w:nsid w:val="0000A991"/>
-    <w:multiLevelType w:val="multilevel"/>
-    <w:lvl w:ilvl="0">
-      <w:numFmt w:val="bullet"/>
-      <w:lvlText w:val=""/>
-      <w:lvlJc w:val="left"/>
-      <w:pPr>
-        <w:ind w:left="720" w:hanging="360"/>
-      </w:pPr>
-      <w:rPr>
-        <w:rFonts w:ascii="Symbol" w:hAnsi="Symbol" w:cs="Symbol" w:hint="default"/>
-      </w:rPr>
-    </w:lvl>
-    <w:lvl w:ilvl="1">
-      <w:numFmt w:val="bullet"/>
-      <w:lvlText w:val="o"/>
-      <w:lvlJc w:val="left"/>
-      <w:pPr>
-        <w:ind w:left="1440" w:hanging="360"/>
-      </w:pPr>
-      <w:rPr>
-        <w:rFonts w:ascii="Courier New" w:hAnsi="Courier New" w:cs="Courier New" w:hint="default"/>
-      </w:rPr>
-    </w:lvl>
-    <w:lvl w:ilvl="2">
-      <w:numFmt w:val="bullet"/>
-      <w:lvlText w:val=""/>
-      <w:lvlJc w:val="left"/>
-      <w:pPr>
-        <w:ind w:left="2160" w:hanging="360"/>
-      </w:pPr>
-      <w:rPr>
-        <w:rFonts w:ascii="Wingdings" w:hAnsi="Wingdings" w:cs="Wingdings" w:hint="default"/>
-      </w:rPr>
-    </w:lvl>
-    <w:lvl w:ilvl="3">
-      <w:numFmt w:val="bullet"/>
-      <w:lvlText w:val=""/>
-      <w:lvlJc w:val="left"/>
-      <w:pPr>
-        <w:ind w:left="2880" w:hanging="360"/>
-      </w:pPr>
-      <w:rPr>
-        <w:rFonts w:ascii="Symbol" w:hAnsi="Symbol" w:cs="Symbol" w:hint="default"/>
-      </w:rPr>
-    </w:lvl>
-    <w:lvl w:ilvl="4">
-      <w:numFmt w:val="bullet"/>
-      <w:lvlText w:val="o"/>
-      <w:lvlJc w:val="left"/>
-      <w:pPr>
-        <w:ind w:left="3600" w:hanging="360"/>
-      </w:pPr>
-      <w:rPr>
-        <w:rFonts w:ascii="Courier New" w:hAnsi="Courier New" w:cs="Courier New" w:hint="default"/>
-      </w:rPr>
-    </w:lvl>
-    <w:lvl w:ilvl="5">
-      <w:numFmt w:val="bullet"/>
-      <w:lvlText w:val=""/>
-      <w:lvlJc w:val="left"/>
-      <w:pPr>
-        <w:ind w:left="4320" w:hanging="360"/>
-      </w:pPr>
-      <w:rPr>
-        <w:rFonts w:ascii="Wingdings" w:hAnsi="Wingdings" w:cs="Wingdings" w:hint="default"/>
-      </w:rPr>
-    </w:lvl>
-    <w:lvl w:ilvl="6">
-      <w:numFmt w:val="bullet"/>
-      <w:lvlText w:val=""/>
-      <w:lvlJc w:val="left"/>
-      <w:pPr>
-        <w:ind w:left="5040" w:hanging="360"/>
-      </w:pPr>
-      <w:rPr>
-        <w:rFonts w:ascii="Symbol" w:hAnsi="Symbol" w:cs="Symbol" w:hint="default"/>
-      </w:rPr>
-    </w:lvl>
-    <w:lvl w:ilvl="7">
-      <w:numFmt w:val="bullet"/>
-      <w:lvlText w:val="o"/>
-      <w:lvlJc w:val="left"/>
-      <w:pPr>
-        <w:ind w:left="5760" w:hanging="360"/>
-      </w:pPr>
-      <w:rPr>
-        <w:rFonts w:ascii="Courier New" w:hAnsi="Courier New" w:cs="Courier New" w:hint="default"/>
-      </w:rPr>
-    </w:lvl>
-    <w:lvl w:ilvl="8">
-      <w:numFmt w:val="bullet"/>
-      <w:lvlText w:val=""/>
-      <w:lvlJc w:val="left"/>
-      <w:pPr>
-        <w:ind w:left="6480" w:hanging="360"/>
-      </w:pPr>
-      <w:rPr>
-        <w:rFonts w:ascii="Wingdings" w:hAnsi="Wingdings" w:cs="Wingdings" w:hint="default"/>
-      </w:rPr>
-    </w:lvl>
-  </w:abstractNum>
   <w:abstractNum w:abstractNumId="99411">
     <w:nsid w:val="00A99411"/>
     <w:multiLevelType w:val="multilevel"/>
@@ -835,13 +844,149 @@
       </w:pPr>
     </w:lvl>
   </w:abstractNum>
+  <w:abstractNum w:abstractNumId="991">
+    <w:nsid w:val="0000A991"/>
+    <w:multiLevelType w:val="multilevel"/>
+    <w:lvl w:ilvl="0">
+      <w:numFmt w:val="bullet"/>
+      <w:lvlText w:val=""/>
+      <w:lvlJc w:val="left"/>
+      <w:pPr>
+        <w:ind w:left="720" w:hanging="360"/>
+      </w:pPr>
+      <w:rPr>
+        <w:rFonts w:ascii="Symbol" w:hAnsi="Symbol" w:cs="Symbol" w:hint="default"/>
+      </w:rPr>
+    </w:lvl>
+    <w:lvl w:ilvl="1">
+      <w:numFmt w:val="bullet"/>
+      <w:lvlText w:val="o"/>
+      <w:lvlJc w:val="left"/>
+      <w:pPr>
+        <w:ind w:left="1440" w:hanging="360"/>
+      </w:pPr>
+      <w:rPr>
+        <w:rFonts w:ascii="Courier New" w:hAnsi="Courier New" w:cs="Courier New" w:hint="default"/>
+      </w:rPr>
+    </w:lvl>
+    <w:lvl w:ilvl="2">
+      <w:numFmt w:val="bullet"/>
+      <w:lvlText w:val=""/>
+      <w:lvlJc w:val="left"/>
+      <w:pPr>
+        <w:ind w:left="2160" w:hanging="360"/>
+      </w:pPr>
+      <w:rPr>
+        <w:rFonts w:ascii="Wingdings" w:hAnsi="Wingdings" w:cs="Wingdings" w:hint="default"/>
+      </w:rPr>
+    </w:lvl>
+    <w:lvl w:ilvl="3">
+      <w:numFmt w:val="bullet"/>
+      <w:lvlText w:val=""/>
+      <w:lvlJc w:val="left"/>
+      <w:pPr>
+        <w:ind w:left="2880" w:hanging="360"/>
+      </w:pPr>
+      <w:rPr>
+        <w:rFonts w:ascii="Symbol" w:hAnsi="Symbol" w:cs="Symbol" w:hint="default"/>
+      </w:rPr>
+    </w:lvl>
+    <w:lvl w:ilvl="4">
+      <w:numFmt w:val="bullet"/>
+      <w:lvlText w:val="o"/>
+      <w:lvlJc w:val="left"/>
+      <w:pPr>
+        <w:ind w:left="3600" w:hanging="360"/>
+      </w:pPr>
+      <w:rPr>
+        <w:rFonts w:ascii="Courier New" w:hAnsi="Courier New" w:cs="Courier New" w:hint="default"/>
+      </w:rPr>
+    </w:lvl>
+    <w:lvl w:ilvl="5">
+      <w:numFmt w:val="bullet"/>
+      <w:lvlText w:val=""/>
+      <w:lvlJc w:val="left"/>
+      <w:pPr>
+        <w:ind w:left="4320" w:hanging="360"/>
+      </w:pPr>
+      <w:rPr>
+        <w:rFonts w:ascii="Wingdings" w:hAnsi="Wingdings" w:cs="Wingdings" w:hint="default"/>
+      </w:rPr>
+    </w:lvl>
+    <w:lvl w:ilvl="6">
+      <w:numFmt w:val="bullet"/>
+      <w:lvlText w:val=""/>
+      <w:lvlJc w:val="left"/>
+      <w:pPr>
+        <w:ind w:left="5040" w:hanging="360"/>
+      </w:pPr>
+      <w:rPr>
+        <w:rFonts w:ascii="Symbol" w:hAnsi="Symbol" w:cs="Symbol" w:hint="default"/>
+      </w:rPr>
+    </w:lvl>
+    <w:lvl w:ilvl="7">
+      <w:numFmt w:val="bullet"/>
+      <w:lvlText w:val="o"/>
+      <w:lvlJc w:val="left"/>
+      <w:pPr>
+        <w:ind w:left="5760" w:hanging="360"/>
+      </w:pPr>
+      <w:rPr>
+        <w:rFonts w:ascii="Courier New" w:hAnsi="Courier New" w:cs="Courier New" w:hint="default"/>
+      </w:rPr>
+    </w:lvl>
+    <w:lvl w:ilvl="8">
+      <w:numFmt w:val="bullet"/>
+      <w:lvlText w:val=""/>
+      <w:lvlJc w:val="left"/>
+      <w:pPr>
+        <w:ind w:left="6480" w:hanging="360"/>
+      </w:pPr>
+      <w:rPr>
+        <w:rFonts w:ascii="Wingdings" w:hAnsi="Wingdings" w:cs="Wingdings" w:hint="default"/>
+      </w:rPr>
+    </w:lvl>
+  </w:abstractNum>
   <w:num w:numId="1000">
     <w:abstractNumId w:val="990"/>
   </w:num>
   <w:num w:numId="1001">
+    <w:abstractNumId w:val="99411"/>
+    <w:lvlOverride w:ilvl="0">
+      <w:startOverride w:val="1"/>
+    </w:lvlOverride>
+    <w:lvlOverride w:ilvl="1">
+      <w:startOverride w:val="1"/>
+    </w:lvlOverride>
+    <w:lvlOverride w:ilvl="2">
+      <w:startOverride w:val="1"/>
+    </w:lvlOverride>
+    <w:lvlOverride w:ilvl="3">
+      <w:startOverride w:val="1"/>
+    </w:lvlOverride>
+    <w:lvlOverride w:ilvl="4">
+      <w:startOverride w:val="1"/>
+    </w:lvlOverride>
+    <w:lvlOverride w:ilvl="5">
+      <w:startOverride w:val="1"/>
+    </w:lvlOverride>
+    <w:lvlOverride w:ilvl="6">
+      <w:startOverride w:val="1"/>
+    </w:lvlOverride>
+    <w:lvlOverride w:ilvl="7">
+      <w:startOverride w:val="1"/>
+    </w:lvlOverride>
+    <w:lvlOverride w:ilvl="8">
+      <w:startOverride w:val="1"/>
+    </w:lvlOverride>
+  </w:num>
+  <w:num w:numId="1002">
     <w:abstractNumId w:val="991"/>
   </w:num>
-  <w:num w:numId="1002">
+  <w:num w:numId="1003">
+    <w:abstractNumId w:val="991"/>
+  </w:num>
+  <w:num w:numId="1004">
     <w:abstractNumId w:val="99411"/>
     <w:lvlOverride w:ilvl="0">
       <w:startOverride w:val="1"/>
